--- a/3rdSem/PROJECTS/PYTHON/docx/FinalWeeklyReport/docx/Week3_(print 1,3,5,7,9 pages)_Combined_Report_Bank_Hotel_Library.docx
+++ b/3rdSem/PROJECTS/PYTHON/docx/FinalWeeklyReport/docx/Week3_(print 1,3,5,7,9 pages)_Combined_Report_Bank_Hotel_Library.docx
@@ -593,6 +593,69 @@
           <w:p/>
         </w:tc>
       </w:tr>
+      <w:tr>
+        <w:tc>
+          <w:tcPr>
+            <w:tcW w:w="2800" w:type="dxa"/>
+            <w:shd w:val="clear" w:color="auto" w:fill="DDEBF7"/>
+            <w:tcMar>
+              <w:top w:w="80" w:type="dxa"/>
+              <w:left w:w="120" w:type="dxa"/>
+              <w:bottom w:w="80" w:type="dxa"/>
+              <w:right w:w="120" w:type="dxa"/>
+            </w:tcMar>
+          </w:tcPr>
+          <w:p>
+            <w:pPr>
+              <w:rPr>
+                <w:b/>
+                <w:bCs/>
+                <w:sz w:val="21"/>
+                <w:szCs w:val="21"/>
+              </w:rPr>
+            </w:pPr>
+            <w:r>
+              <w:rPr>
+                <w:b/>
+                <w:bCs/>
+                <w:sz w:val="21"/>
+                <w:szCs w:val="21"/>
+              </w:rPr>
+              <w:t>Project Date</w:t>
+            </w:r>
+          </w:p>
+        </w:tc>
+        <w:tc>
+          <w:tcPr>
+            <w:tcW w:w="6540" w:type="dxa"/>
+            <w:tcMar>
+              <w:top w:w="80" w:type="dxa"/>
+              <w:left w:w="120" w:type="dxa"/>
+              <w:bottom w:w="80" w:type="dxa"/>
+              <w:right w:w="120" w:type="dxa"/>
+            </w:tcMar>
+          </w:tcPr>
+          <w:p>
+            <w:pPr>
+              <w:rPr>
+                <w:b/>
+                <w:bCs/>
+                <w:sz w:val="21"/>
+                <w:szCs w:val="21"/>
+              </w:rPr>
+            </w:pPr>
+            <w:r>
+              <w:rPr>
+                <w:b/>
+                <w:bCs/>
+                <w:sz w:val="21"/>
+                <w:szCs w:val="21"/>
+              </w:rPr>
+              <w:t>24/07/2026</w:t>
+            </w:r>
+          </w:p>
+        </w:tc>
+      </w:tr>
     </w:tbl>
     <w:p>
       <w:pPr>
@@ -807,14 +870,7 @@
           <w:sz w:val="20"/>
           <w:szCs w:val="20"/>
         </w:rPr>
-        <w:t>A Bank Management System simplifies banking operations such as account creation, balance enquiry, deposits, and withdrawals. This project develops a console-based Python application using in-memory data structures, featuring unique account generation, PIN authentication, and a boxed terminal interface</w:t>
-      </w:r>
-      <w:r>
-        <w:rPr>
-          <w:sz w:val="20"/>
-          <w:szCs w:val="20"/>
-        </w:rPr>
-        <w:t>.</w:t>
+        <w:t>A Bank Management System simplifies banking operations such as account creation, balance enquiry, deposits, and withdrawals. This project develops a console-based Python application using in-memory data structures, featuring unique account generation, PIN authentication, and a boxed terminal interface.</w:t>
       </w:r>
     </w:p>
     <w:p>
@@ -1772,14 +1828,7 @@
           <w:sz w:val="18"/>
           <w:szCs w:val="18"/>
         </w:rPr>
-        <w:t>) function allows transactions only when sufficient balance is available, preventing negative account balances</w:t>
-      </w:r>
-      <w:r>
-        <w:rPr>
-          <w:sz w:val="18"/>
-          <w:szCs w:val="18"/>
-        </w:rPr>
-        <w:t>.</w:t>
+        <w:t>) function allows transactions only when sufficient balance is available, preventing negative account balances.</w:t>
       </w:r>
     </w:p>
     <w:p>
@@ -3251,14 +3300,7 @@
           <w:sz w:val="18"/>
           <w:szCs w:val="18"/>
         </w:rPr>
-        <w:t>) function checks availability, generates a unique booking ID, calculates the total cost, and stores the reservation, ensuring rooms cannot be overbooked</w:t>
-      </w:r>
-      <w:r>
-        <w:rPr>
-          <w:sz w:val="18"/>
-          <w:szCs w:val="18"/>
-        </w:rPr>
-        <w:t>.</w:t>
+        <w:t>) function checks availability, generates a unique booking ID, calculates the total cost, and stores the reservation, ensuring rooms cannot be overbooked.</w:t>
       </w:r>
     </w:p>
     <w:p>
@@ -4679,17 +4721,7 @@
           <w:szCs w:val="26"/>
         </w:rPr>
         <w:lastRenderedPageBreak/>
-        <w:t>6</w:t>
-      </w:r>
-      <w:r>
-        <w:rPr>
-          <w:b/>
-          <w:bCs/>
-          <w:color w:val="1F3863"/>
-          <w:sz w:val="26"/>
-          <w:szCs w:val="26"/>
-        </w:rPr>
-        <w:t>. Tools &amp; Technologies Used</w:t>
+        <w:t>6. Tools &amp; Technologies Used</w:t>
       </w:r>
     </w:p>
     <w:tbl>
@@ -5005,17 +5037,7 @@
           <w:sz w:val="26"/>
           <w:szCs w:val="26"/>
         </w:rPr>
-        <w:t>7</w:t>
-      </w:r>
-      <w:r>
-        <w:rPr>
-          <w:b/>
-          <w:bCs/>
-          <w:color w:val="1F3863"/>
-          <w:sz w:val="26"/>
-          <w:szCs w:val="26"/>
-        </w:rPr>
-        <w:t>. References</w:t>
+        <w:t>7. References</w:t>
       </w:r>
     </w:p>
     <w:p>
@@ -5250,17 +5272,7 @@
           <w:szCs w:val="26"/>
         </w:rPr>
         <w:lastRenderedPageBreak/>
-        <w:t>8</w:t>
-      </w:r>
-      <w:r>
-        <w:rPr>
-          <w:b/>
-          <w:bCs/>
-          <w:color w:val="1F3863"/>
-          <w:sz w:val="26"/>
-          <w:szCs w:val="26"/>
-        </w:rPr>
-        <w:t>. Signatures</w:t>
+        <w:t>8. Signatures</w:t>
       </w:r>
     </w:p>
     <w:p>
@@ -6783,6 +6795,7 @@
   <w:style w:type="character" w:default="1" w:styleId="DefaultParagraphFont">
     <w:name w:val="Default Paragraph Font"/>
     <w:uiPriority w:val="1"/>
+    <w:semiHidden/>
     <w:unhideWhenUsed/>
   </w:style>
   <w:style w:type="table" w:default="1" w:styleId="TableNormal">
